--- a/src/content/bios-processed/Eichhoff-JJ 2024.docx
+++ b/src/content/bios-processed/Eichhoff-JJ 2024.docx
@@ -13,301 +13,7 @@
         </w:rPr>
       </w:pPr>
       <w:r>
-        <w:rPr>
-          <w:rFonts w:ascii="Times New Roman" w:hAnsi="Times New Roman" w:cs="Times New Roman"/>
-          <w:b/>
-          <w:bCs/>
-          <w:lang w:val="en-GB"/>
-        </w:rPr>
-        <w:t>EICHHOFF</w:t>
-      </w:r>
-      <w:r>
-        <w:rPr>
-          <w:rFonts w:ascii="Times New Roman" w:hAnsi="Times New Roman" w:cs="Times New Roman"/>
-          <w:b/>
-          <w:bCs/>
-          <w:lang w:val="en-GB"/>
-        </w:rPr>
-        <w:t>, Johann Joseph</w:t>
-      </w:r>
-      <w:r>
-        <w:rPr>
-          <w:rFonts w:ascii="Times New Roman" w:hAnsi="Times New Roman" w:cs="Times New Roman"/>
-          <w:b/>
-          <w:bCs/>
-          <w:lang w:val="en-GB"/>
-        </w:rPr>
-        <w:t xml:space="preserve">, </w:t>
-      </w:r>
-      <w:r>
-        <w:rPr>
-          <w:rFonts w:ascii="Times New Roman" w:hAnsi="Times New Roman" w:cs="Times New Roman"/>
-          <w:b/>
-          <w:bCs/>
-          <w:lang w:val="en-GB"/>
-        </w:rPr>
-        <w:t>Director-</w:t>
-      </w:r>
-      <w:r>
-        <w:rPr>
-          <w:rFonts w:ascii="Times New Roman" w:hAnsi="Times New Roman" w:cs="Times New Roman"/>
-          <w:b/>
-          <w:bCs/>
-          <w:lang w:val="en-GB"/>
-        </w:rPr>
-        <w:t xml:space="preserve">General </w:t>
-      </w:r>
-      <w:r>
-        <w:rPr>
-          <w:rFonts w:ascii="Times New Roman" w:hAnsi="Times New Roman" w:cs="Times New Roman"/>
-          <w:b/>
-          <w:bCs/>
-          <w:lang w:val="en-GB"/>
-        </w:rPr>
-        <w:t xml:space="preserve">of the </w:t>
-      </w:r>
-      <w:r>
-        <w:rPr>
-          <w:rFonts w:ascii="Times New Roman" w:hAnsi="Times New Roman" w:cs="Times New Roman"/>
-          <w:b/>
-          <w:bCs/>
-          <w:lang w:val="en-GB"/>
-        </w:rPr>
-        <w:t xml:space="preserve">Rhine </w:t>
-      </w:r>
-      <w:r>
-        <w:rPr>
-          <w:rFonts w:ascii="Times New Roman" w:hAnsi="Times New Roman" w:cs="Times New Roman"/>
-          <w:b/>
-          <w:bCs/>
-          <w:lang w:val="en-GB"/>
-        </w:rPr>
-        <w:t>Shipping</w:t>
-      </w:r>
-      <w:r>
-        <w:rPr>
-          <w:rFonts w:ascii="Times New Roman" w:hAnsi="Times New Roman" w:cs="Times New Roman"/>
-          <w:b/>
-          <w:bCs/>
-          <w:lang w:val="en-GB"/>
-        </w:rPr>
-        <w:t xml:space="preserve"> </w:t>
-      </w:r>
-      <w:r>
-        <w:rPr>
-          <w:rFonts w:ascii="Times New Roman" w:hAnsi="Times New Roman" w:cs="Times New Roman"/>
-          <w:b/>
-          <w:bCs/>
-          <w:lang w:val="en-GB"/>
-        </w:rPr>
-        <w:t>Octroi</w:t>
-      </w:r>
-      <w:r>
-        <w:rPr>
-          <w:rFonts w:ascii="Times New Roman" w:hAnsi="Times New Roman" w:cs="Times New Roman"/>
-          <w:b/>
-          <w:bCs/>
-          <w:lang w:val="en-GB"/>
-        </w:rPr>
-        <w:t xml:space="preserve"> </w:t>
-      </w:r>
-      <w:r>
-        <w:rPr>
-          <w:rFonts w:ascii="Times New Roman" w:hAnsi="Times New Roman" w:cs="Times New Roman"/>
-          <w:b/>
-          <w:bCs/>
-          <w:lang w:val="en-GB"/>
-        </w:rPr>
-        <w:t>1806-18</w:t>
-      </w:r>
-      <w:r>
-        <w:rPr>
-          <w:rFonts w:ascii="Times New Roman" w:hAnsi="Times New Roman" w:cs="Times New Roman"/>
-          <w:b/>
-          <w:bCs/>
-          <w:lang w:val="en-GB"/>
-        </w:rPr>
-        <w:t>13</w:t>
-      </w:r>
-      <w:r>
-        <w:rPr>
-          <w:rFonts w:ascii="Times New Roman" w:hAnsi="Times New Roman" w:cs="Times New Roman"/>
-          <w:b/>
-          <w:bCs/>
-          <w:lang w:val="en-GB"/>
-        </w:rPr>
-        <w:t xml:space="preserve"> and charged with preparing the regulatory framework of the Central Commission for the Navigation of the Rhine 1815-1819</w:t>
-      </w:r>
-      <w:r>
-        <w:rPr>
-          <w:rFonts w:ascii="Times New Roman" w:hAnsi="Times New Roman" w:cs="Times New Roman"/>
-          <w:b/>
-          <w:bCs/>
-          <w:lang w:val="en-GB"/>
-        </w:rPr>
-        <w:t>, was born 18 May 1762 in Bonn, Elect</w:t>
-      </w:r>
-      <w:r>
-        <w:rPr>
-          <w:rFonts w:ascii="Times New Roman" w:hAnsi="Times New Roman" w:cs="Times New Roman"/>
-          <w:b/>
-          <w:bCs/>
-          <w:lang w:val="en-GB"/>
-        </w:rPr>
-        <w:t>o</w:t>
-      </w:r>
-      <w:r>
-        <w:rPr>
-          <w:rFonts w:ascii="Times New Roman" w:hAnsi="Times New Roman" w:cs="Times New Roman"/>
-          <w:b/>
-          <w:bCs/>
-          <w:lang w:val="en-GB"/>
-        </w:rPr>
-        <w:t>rate of Cologne</w:t>
-      </w:r>
-      <w:r>
-        <w:rPr>
-          <w:rFonts w:ascii="Times New Roman" w:hAnsi="Times New Roman" w:cs="Times New Roman"/>
-          <w:b/>
-          <w:bCs/>
-          <w:lang w:val="en-GB"/>
-        </w:rPr>
-        <w:t>,</w:t>
-      </w:r>
-      <w:r>
-        <w:rPr>
-          <w:rFonts w:ascii="Times New Roman" w:hAnsi="Times New Roman" w:cs="Times New Roman"/>
-          <w:b/>
-          <w:bCs/>
-          <w:lang w:val="en-GB"/>
-        </w:rPr>
-        <w:t xml:space="preserve"> the Holy Roman Empire</w:t>
-      </w:r>
-      <w:r>
-        <w:rPr>
-          <w:rFonts w:ascii="Times New Roman" w:hAnsi="Times New Roman" w:cs="Times New Roman"/>
-          <w:b/>
-          <w:bCs/>
-          <w:lang w:val="en-GB"/>
-        </w:rPr>
-        <w:t xml:space="preserve"> and passed away </w:t>
-      </w:r>
-      <w:r>
-        <w:rPr>
-          <w:rFonts w:ascii="Times New Roman" w:hAnsi="Times New Roman" w:cs="Times New Roman"/>
-          <w:b/>
-          <w:bCs/>
-          <w:lang w:val="en-GB"/>
-        </w:rPr>
-        <w:t>2 December</w:t>
-      </w:r>
-      <w:r>
-        <w:rPr>
-          <w:rFonts w:ascii="Times New Roman" w:hAnsi="Times New Roman" w:cs="Times New Roman"/>
-          <w:b/>
-          <w:bCs/>
-          <w:lang w:val="en-GB"/>
-        </w:rPr>
-        <w:t xml:space="preserve"> 1827 in Bonn</w:t>
-      </w:r>
-      <w:r>
-        <w:rPr>
-          <w:rFonts w:ascii="Times New Roman" w:hAnsi="Times New Roman" w:cs="Times New Roman"/>
-          <w:b/>
-          <w:bCs/>
-          <w:lang w:val="en-GB"/>
-        </w:rPr>
-        <w:t xml:space="preserve"> </w:t>
-      </w:r>
-      <w:r>
-        <w:rPr>
-          <w:rFonts w:ascii="Times New Roman" w:hAnsi="Times New Roman" w:cs="Times New Roman"/>
-          <w:b/>
-          <w:bCs/>
-          <w:lang w:val="en-GB"/>
-        </w:rPr>
-        <w:t>Kessenich, Prussia</w:t>
-      </w:r>
-      <w:r>
-        <w:rPr>
-          <w:rFonts w:ascii="Times New Roman" w:hAnsi="Times New Roman" w:cs="Times New Roman"/>
-          <w:b/>
-          <w:bCs/>
-          <w:lang w:val="en-GB"/>
-        </w:rPr>
-        <w:t xml:space="preserve">. </w:t>
-      </w:r>
-      <w:r>
-        <w:rPr>
-          <w:rFonts w:ascii="Times New Roman" w:hAnsi="Times New Roman" w:cs="Times New Roman"/>
-          <w:b/>
-          <w:bCs/>
-          <w:lang w:val="en-GB"/>
-        </w:rPr>
-        <w:t>He was the son of Johann August Eichhoff</w:t>
-      </w:r>
-      <w:r>
-        <w:rPr>
-          <w:rFonts w:ascii="Times New Roman" w:hAnsi="Times New Roman" w:cs="Times New Roman"/>
-          <w:b/>
-          <w:bCs/>
-          <w:lang w:val="en-GB"/>
-        </w:rPr>
-        <w:t xml:space="preserve">, cook, </w:t>
-      </w:r>
-      <w:r>
-        <w:rPr>
-          <w:rFonts w:ascii="Times New Roman" w:hAnsi="Times New Roman" w:cs="Times New Roman"/>
-          <w:b/>
-          <w:bCs/>
-          <w:lang w:val="en-GB"/>
-        </w:rPr>
-        <w:t>and Maria Magdalena Farber. On 9 November 1782 he married Eva Franziska Grau</w:t>
-      </w:r>
-      <w:r>
-        <w:rPr>
-          <w:rFonts w:ascii="Times New Roman" w:hAnsi="Times New Roman" w:cs="Times New Roman"/>
-          <w:b/>
-          <w:bCs/>
-          <w:lang w:val="en-GB"/>
-        </w:rPr>
-        <w:t>,</w:t>
-      </w:r>
-      <w:r>
-        <w:rPr>
-          <w:rFonts w:ascii="Times New Roman" w:hAnsi="Times New Roman" w:cs="Times New Roman"/>
-          <w:b/>
-          <w:bCs/>
-          <w:lang w:val="en-GB"/>
-        </w:rPr>
-        <w:t xml:space="preserve"> </w:t>
-      </w:r>
-      <w:r>
-        <w:rPr>
-          <w:rFonts w:ascii="Times New Roman" w:hAnsi="Times New Roman" w:cs="Times New Roman"/>
-          <w:b/>
-          <w:bCs/>
-          <w:lang w:val="en-GB"/>
-        </w:rPr>
-        <w:t xml:space="preserve">court singer, </w:t>
-      </w:r>
-      <w:r>
-        <w:rPr>
-          <w:rFonts w:ascii="Times New Roman" w:hAnsi="Times New Roman" w:cs="Times New Roman"/>
-          <w:b/>
-          <w:bCs/>
-          <w:lang w:val="en-GB"/>
-        </w:rPr>
-        <w:t>with whom he</w:t>
-      </w:r>
-      <w:r>
-        <w:rPr>
-          <w:rFonts w:ascii="Times New Roman" w:hAnsi="Times New Roman" w:cs="Times New Roman"/>
-          <w:b/>
-          <w:bCs/>
-          <w:lang w:val="en-GB"/>
-        </w:rPr>
-        <w:t xml:space="preserve"> had three sons. </w:t>
+        <w:t xml:space="preserve">EICHHOFF, Johann Joseph, German civil servant and Director-General of the Rhine Shipping Octroi 1806-1813 and charged with preparing the regulatory framework of the Central Commission for the Navigation of the Rhine 1815-1819, was born 18 May 1762 in Bonn, Electorate of Cologne, the Holy Roman Empire and passed away 2 December 1827 in Bonn Kessenich, Prussia. He was the son of Johann August Eichhoff, cook, and Maria Magdalena Farber. On 9 November 1782 he married Eva Franziska Grau, court singer, with whom he had three sons. </w:t>
       </w:r>
     </w:p>
     <w:p>

--- a/src/content/bios-processed/Eichhoff-JJ 2024.docx
+++ b/src/content/bios-processed/Eichhoff-JJ 2024.docx
@@ -13,7 +13,301 @@
         </w:rPr>
       </w:pPr>
       <w:r>
-        <w:t xml:space="preserve">EICHHOFF, Johann Joseph, German civil servant and Director-General of the Rhine Shipping Octroi 1806-1813 and charged with preparing the regulatory framework of the Central Commission for the Navigation of the Rhine 1815-1819, was born 18 May 1762 in Bonn, Electorate of Cologne, the Holy Roman Empire and passed away 2 December 1827 in Bonn Kessenich, Prussia. He was the son of Johann August Eichhoff, cook, and Maria Magdalena Farber. On 9 November 1782 he married Eva Franziska Grau, court singer, with whom he had three sons. </w:t>
+        <w:rPr>
+          <w:rFonts w:ascii="Times New Roman" w:hAnsi="Times New Roman" w:cs="Times New Roman"/>
+          <w:b/>
+          <w:bCs/>
+          <w:lang w:val="en-GB"/>
+        </w:rPr>
+        <w:t>EICHHOFF</w:t>
+      </w:r>
+      <w:r>
+        <w:rPr>
+          <w:rFonts w:ascii="Times New Roman" w:hAnsi="Times New Roman" w:cs="Times New Roman"/>
+          <w:b/>
+          <w:bCs/>
+          <w:lang w:val="en-GB"/>
+        </w:rPr>
+        <w:t>, Johann Joseph</w:t>
+      </w:r>
+      <w:r>
+        <w:rPr>
+          <w:rFonts w:ascii="Times New Roman" w:hAnsi="Times New Roman" w:cs="Times New Roman"/>
+          <w:b/>
+          <w:bCs/>
+          <w:lang w:val="en-GB"/>
+        </w:rPr>
+        <w:t xml:space="preserve">, </w:t>
+      </w:r>
+      <w:r>
+        <w:rPr>
+          <w:rFonts w:ascii="Times New Roman" w:hAnsi="Times New Roman" w:cs="Times New Roman"/>
+          <w:b/>
+          <w:bCs/>
+          <w:lang w:val="en-GB"/>
+        </w:rPr>
+        <w:t>Director-</w:t>
+      </w:r>
+      <w:r>
+        <w:rPr>
+          <w:rFonts w:ascii="Times New Roman" w:hAnsi="Times New Roman" w:cs="Times New Roman"/>
+          <w:b/>
+          <w:bCs/>
+          <w:lang w:val="en-GB"/>
+        </w:rPr>
+        <w:t xml:space="preserve">General </w:t>
+      </w:r>
+      <w:r>
+        <w:rPr>
+          <w:rFonts w:ascii="Times New Roman" w:hAnsi="Times New Roman" w:cs="Times New Roman"/>
+          <w:b/>
+          <w:bCs/>
+          <w:lang w:val="en-GB"/>
+        </w:rPr>
+        <w:t xml:space="preserve">of the </w:t>
+      </w:r>
+      <w:r>
+        <w:rPr>
+          <w:rFonts w:ascii="Times New Roman" w:hAnsi="Times New Roman" w:cs="Times New Roman"/>
+          <w:b/>
+          <w:bCs/>
+          <w:lang w:val="en-GB"/>
+        </w:rPr>
+        <w:t xml:space="preserve">Rhine </w:t>
+      </w:r>
+      <w:r>
+        <w:rPr>
+          <w:rFonts w:ascii="Times New Roman" w:hAnsi="Times New Roman" w:cs="Times New Roman"/>
+          <w:b/>
+          <w:bCs/>
+          <w:lang w:val="en-GB"/>
+        </w:rPr>
+        <w:t>Shipping</w:t>
+      </w:r>
+      <w:r>
+        <w:rPr>
+          <w:rFonts w:ascii="Times New Roman" w:hAnsi="Times New Roman" w:cs="Times New Roman"/>
+          <w:b/>
+          <w:bCs/>
+          <w:lang w:val="en-GB"/>
+        </w:rPr>
+        <w:t xml:space="preserve"> </w:t>
+      </w:r>
+      <w:r>
+        <w:rPr>
+          <w:rFonts w:ascii="Times New Roman" w:hAnsi="Times New Roman" w:cs="Times New Roman"/>
+          <w:b/>
+          <w:bCs/>
+          <w:lang w:val="en-GB"/>
+        </w:rPr>
+        <w:t>Octroi</w:t>
+      </w:r>
+      <w:r>
+        <w:rPr>
+          <w:rFonts w:ascii="Times New Roman" w:hAnsi="Times New Roman" w:cs="Times New Roman"/>
+          <w:b/>
+          <w:bCs/>
+          <w:lang w:val="en-GB"/>
+        </w:rPr>
+        <w:t xml:space="preserve"> </w:t>
+      </w:r>
+      <w:r>
+        <w:rPr>
+          <w:rFonts w:ascii="Times New Roman" w:hAnsi="Times New Roman" w:cs="Times New Roman"/>
+          <w:b/>
+          <w:bCs/>
+          <w:lang w:val="en-GB"/>
+        </w:rPr>
+        <w:t>1806-18</w:t>
+      </w:r>
+      <w:r>
+        <w:rPr>
+          <w:rFonts w:ascii="Times New Roman" w:hAnsi="Times New Roman" w:cs="Times New Roman"/>
+          <w:b/>
+          <w:bCs/>
+          <w:lang w:val="en-GB"/>
+        </w:rPr>
+        <w:t>13</w:t>
+      </w:r>
+      <w:r>
+        <w:rPr>
+          <w:rFonts w:ascii="Times New Roman" w:hAnsi="Times New Roman" w:cs="Times New Roman"/>
+          <w:b/>
+          <w:bCs/>
+          <w:lang w:val="en-GB"/>
+        </w:rPr>
+        <w:t xml:space="preserve"> and charged with preparing the regulatory framework of the Central Commission for the Navigation of the Rhine 1815-1819</w:t>
+      </w:r>
+      <w:r>
+        <w:rPr>
+          <w:rFonts w:ascii="Times New Roman" w:hAnsi="Times New Roman" w:cs="Times New Roman"/>
+          <w:b/>
+          <w:bCs/>
+          <w:lang w:val="en-GB"/>
+        </w:rPr>
+        <w:t>, was born 18 May 1762 in Bonn, Elect</w:t>
+      </w:r>
+      <w:r>
+        <w:rPr>
+          <w:rFonts w:ascii="Times New Roman" w:hAnsi="Times New Roman" w:cs="Times New Roman"/>
+          <w:b/>
+          <w:bCs/>
+          <w:lang w:val="en-GB"/>
+        </w:rPr>
+        <w:t>o</w:t>
+      </w:r>
+      <w:r>
+        <w:rPr>
+          <w:rFonts w:ascii="Times New Roman" w:hAnsi="Times New Roman" w:cs="Times New Roman"/>
+          <w:b/>
+          <w:bCs/>
+          <w:lang w:val="en-GB"/>
+        </w:rPr>
+        <w:t>rate of Cologne</w:t>
+      </w:r>
+      <w:r>
+        <w:rPr>
+          <w:rFonts w:ascii="Times New Roman" w:hAnsi="Times New Roman" w:cs="Times New Roman"/>
+          <w:b/>
+          <w:bCs/>
+          <w:lang w:val="en-GB"/>
+        </w:rPr>
+        <w:t>,</w:t>
+      </w:r>
+      <w:r>
+        <w:rPr>
+          <w:rFonts w:ascii="Times New Roman" w:hAnsi="Times New Roman" w:cs="Times New Roman"/>
+          <w:b/>
+          <w:bCs/>
+          <w:lang w:val="en-GB"/>
+        </w:rPr>
+        <w:t xml:space="preserve"> the Holy Roman Empire</w:t>
+      </w:r>
+      <w:r>
+        <w:rPr>
+          <w:rFonts w:ascii="Times New Roman" w:hAnsi="Times New Roman" w:cs="Times New Roman"/>
+          <w:b/>
+          <w:bCs/>
+          <w:lang w:val="en-GB"/>
+        </w:rPr>
+        <w:t xml:space="preserve"> and passed away </w:t>
+      </w:r>
+      <w:r>
+        <w:rPr>
+          <w:rFonts w:ascii="Times New Roman" w:hAnsi="Times New Roman" w:cs="Times New Roman"/>
+          <w:b/>
+          <w:bCs/>
+          <w:lang w:val="en-GB"/>
+        </w:rPr>
+        <w:t>2 December</w:t>
+      </w:r>
+      <w:r>
+        <w:rPr>
+          <w:rFonts w:ascii="Times New Roman" w:hAnsi="Times New Roman" w:cs="Times New Roman"/>
+          <w:b/>
+          <w:bCs/>
+          <w:lang w:val="en-GB"/>
+        </w:rPr>
+        <w:t xml:space="preserve"> 1827 in Bonn</w:t>
+      </w:r>
+      <w:r>
+        <w:rPr>
+          <w:rFonts w:ascii="Times New Roman" w:hAnsi="Times New Roman" w:cs="Times New Roman"/>
+          <w:b/>
+          <w:bCs/>
+          <w:lang w:val="en-GB"/>
+        </w:rPr>
+        <w:t xml:space="preserve"> </w:t>
+      </w:r>
+      <w:r>
+        <w:rPr>
+          <w:rFonts w:ascii="Times New Roman" w:hAnsi="Times New Roman" w:cs="Times New Roman"/>
+          <w:b/>
+          <w:bCs/>
+          <w:lang w:val="en-GB"/>
+        </w:rPr>
+        <w:t>Kessenich, Prussia</w:t>
+      </w:r>
+      <w:r>
+        <w:rPr>
+          <w:rFonts w:ascii="Times New Roman" w:hAnsi="Times New Roman" w:cs="Times New Roman"/>
+          <w:b/>
+          <w:bCs/>
+          <w:lang w:val="en-GB"/>
+        </w:rPr>
+        <w:t xml:space="preserve">. </w:t>
+      </w:r>
+      <w:r>
+        <w:rPr>
+          <w:rFonts w:ascii="Times New Roman" w:hAnsi="Times New Roman" w:cs="Times New Roman"/>
+          <w:b/>
+          <w:bCs/>
+          <w:lang w:val="en-GB"/>
+        </w:rPr>
+        <w:t>He was the son of Johann August Eichhoff</w:t>
+      </w:r>
+      <w:r>
+        <w:rPr>
+          <w:rFonts w:ascii="Times New Roman" w:hAnsi="Times New Roman" w:cs="Times New Roman"/>
+          <w:b/>
+          <w:bCs/>
+          <w:lang w:val="en-GB"/>
+        </w:rPr>
+        <w:t xml:space="preserve">, cook, </w:t>
+      </w:r>
+      <w:r>
+        <w:rPr>
+          <w:rFonts w:ascii="Times New Roman" w:hAnsi="Times New Roman" w:cs="Times New Roman"/>
+          <w:b/>
+          <w:bCs/>
+          <w:lang w:val="en-GB"/>
+        </w:rPr>
+        <w:t>and Maria Magdalena Farber. On 9 November 1782 he married Eva Franziska Grau</w:t>
+      </w:r>
+      <w:r>
+        <w:rPr>
+          <w:rFonts w:ascii="Times New Roman" w:hAnsi="Times New Roman" w:cs="Times New Roman"/>
+          <w:b/>
+          <w:bCs/>
+          <w:lang w:val="en-GB"/>
+        </w:rPr>
+        <w:t>,</w:t>
+      </w:r>
+      <w:r>
+        <w:rPr>
+          <w:rFonts w:ascii="Times New Roman" w:hAnsi="Times New Roman" w:cs="Times New Roman"/>
+          <w:b/>
+          <w:bCs/>
+          <w:lang w:val="en-GB"/>
+        </w:rPr>
+        <w:t xml:space="preserve"> </w:t>
+      </w:r>
+      <w:r>
+        <w:rPr>
+          <w:rFonts w:ascii="Times New Roman" w:hAnsi="Times New Roman" w:cs="Times New Roman"/>
+          <w:b/>
+          <w:bCs/>
+          <w:lang w:val="en-GB"/>
+        </w:rPr>
+        <w:t xml:space="preserve">court singer, </w:t>
+      </w:r>
+      <w:r>
+        <w:rPr>
+          <w:rFonts w:ascii="Times New Roman" w:hAnsi="Times New Roman" w:cs="Times New Roman"/>
+          <w:b/>
+          <w:bCs/>
+          <w:lang w:val="en-GB"/>
+        </w:rPr>
+        <w:t>with whom he</w:t>
+      </w:r>
+      <w:r>
+        <w:rPr>
+          <w:rFonts w:ascii="Times New Roman" w:hAnsi="Times New Roman" w:cs="Times New Roman"/>
+          <w:b/>
+          <w:bCs/>
+          <w:lang w:val="en-GB"/>
+        </w:rPr>
+        <w:t xml:space="preserve"> had three sons. </w:t>
       </w:r>
     </w:p>
     <w:p>
